--- a/Part 3 - Critical Reflection Report.docx
+++ b/Part 3 - Critical Reflection Report.docx
@@ -18,6 +18,87 @@
         </w:rPr>
         <w:t>Part 3: Critical Reflection Report</w:t>
       </w:r>
+    </w:p>
+    <w:p>
+      <w:pPr>
+        <w:rPr>
+          <w:rFonts w:ascii="Calibri" w:hAnsi="Calibri" w:cs="Calibri"/>
+          <w:sz w:val="96"/>
+          <w:szCs w:val="96"/>
+        </w:rPr>
+      </w:pPr>
+    </w:p>
+    <w:p>
+      <w:pPr>
+        <w:rPr>
+          <w:rFonts w:ascii="Calibri" w:hAnsi="Calibri" w:cs="Calibri"/>
+          <w:sz w:val="96"/>
+          <w:szCs w:val="96"/>
+        </w:rPr>
+      </w:pPr>
+    </w:p>
+    <w:p>
+      <w:pPr>
+        <w:rPr>
+          <w:rFonts w:ascii="Calibri" w:hAnsi="Calibri" w:cs="Calibri"/>
+          <w:sz w:val="96"/>
+          <w:szCs w:val="96"/>
+        </w:rPr>
+      </w:pPr>
+    </w:p>
+    <w:p>
+      <w:pPr>
+        <w:rPr>
+          <w:rFonts w:ascii="Calibri" w:hAnsi="Calibri" w:cs="Calibri"/>
+          <w:sz w:val="96"/>
+          <w:szCs w:val="96"/>
+        </w:rPr>
+      </w:pPr>
+    </w:p>
+    <w:p>
+      <w:pPr>
+        <w:rPr>
+          <w:rFonts w:ascii="Calibri" w:hAnsi="Calibri" w:cs="Calibri"/>
+          <w:sz w:val="96"/>
+          <w:szCs w:val="96"/>
+        </w:rPr>
+      </w:pPr>
+    </w:p>
+    <w:p>
+      <w:pPr>
+        <w:rPr>
+          <w:rFonts w:ascii="Calibri" w:hAnsi="Calibri" w:cs="Calibri"/>
+          <w:sz w:val="96"/>
+          <w:szCs w:val="96"/>
+        </w:rPr>
+      </w:pPr>
+    </w:p>
+    <w:p>
+      <w:pPr>
+        <w:rPr>
+          <w:rFonts w:ascii="Calibri" w:hAnsi="Calibri" w:cs="Calibri"/>
+          <w:sz w:val="96"/>
+          <w:szCs w:val="96"/>
+        </w:rPr>
+      </w:pPr>
+    </w:p>
+    <w:p>
+      <w:pPr>
+        <w:rPr>
+          <w:rFonts w:ascii="Calibri" w:hAnsi="Calibri" w:cs="Calibri"/>
+          <w:sz w:val="22"/>
+          <w:szCs w:val="22"/>
+        </w:rPr>
+      </w:pPr>
+    </w:p>
+    <w:p>
+      <w:pPr>
+        <w:rPr>
+          <w:rFonts w:ascii="Calibri" w:hAnsi="Calibri" w:cs="Calibri"/>
+          <w:sz w:val="22"/>
+          <w:szCs w:val="22"/>
+        </w:rPr>
+      </w:pPr>
     </w:p>
     <w:sectPr>
       <w:pgSz w:w="11906" w:h="16838"/>

--- a/Part 3 - Critical Reflection Report.docx
+++ b/Part 3 - Critical Reflection Report.docx
@@ -4,92 +4,1301 @@
   <w:body>
     <w:p>
       <w:pPr>
-        <w:rPr>
-          <w:rFonts w:ascii="Calibri" w:hAnsi="Calibri" w:cs="Calibri"/>
-          <w:sz w:val="96"/>
-          <w:szCs w:val="96"/>
-        </w:rPr>
-      </w:pPr>
-      <w:r>
-        <w:rPr>
-          <w:rFonts w:ascii="Calibri" w:hAnsi="Calibri" w:cs="Calibri"/>
-          <w:sz w:val="96"/>
-          <w:szCs w:val="96"/>
-        </w:rPr>
-        <w:t>Part 3: Critical Reflection Report</w:t>
-      </w:r>
-    </w:p>
-    <w:p>
-      <w:pPr>
-        <w:rPr>
-          <w:rFonts w:ascii="Calibri" w:hAnsi="Calibri" w:cs="Calibri"/>
-          <w:sz w:val="96"/>
-          <w:szCs w:val="96"/>
-        </w:rPr>
-      </w:pPr>
-    </w:p>
-    <w:p>
-      <w:pPr>
-        <w:rPr>
-          <w:rFonts w:ascii="Calibri" w:hAnsi="Calibri" w:cs="Calibri"/>
-          <w:sz w:val="96"/>
-          <w:szCs w:val="96"/>
-        </w:rPr>
-      </w:pPr>
-    </w:p>
-    <w:p>
-      <w:pPr>
-        <w:rPr>
-          <w:rFonts w:ascii="Calibri" w:hAnsi="Calibri" w:cs="Calibri"/>
-          <w:sz w:val="96"/>
-          <w:szCs w:val="96"/>
-        </w:rPr>
-      </w:pPr>
-    </w:p>
-    <w:p>
-      <w:pPr>
-        <w:rPr>
-          <w:rFonts w:ascii="Calibri" w:hAnsi="Calibri" w:cs="Calibri"/>
-          <w:sz w:val="96"/>
-          <w:szCs w:val="96"/>
-        </w:rPr>
-      </w:pPr>
-    </w:p>
-    <w:p>
-      <w:pPr>
-        <w:rPr>
-          <w:rFonts w:ascii="Calibri" w:hAnsi="Calibri" w:cs="Calibri"/>
-          <w:sz w:val="96"/>
-          <w:szCs w:val="96"/>
-        </w:rPr>
-      </w:pPr>
-    </w:p>
-    <w:p>
-      <w:pPr>
-        <w:rPr>
-          <w:rFonts w:ascii="Calibri" w:hAnsi="Calibri" w:cs="Calibri"/>
-          <w:sz w:val="96"/>
-          <w:szCs w:val="96"/>
-        </w:rPr>
-      </w:pPr>
-    </w:p>
-    <w:p>
-      <w:pPr>
-        <w:rPr>
-          <w:rFonts w:ascii="Calibri" w:hAnsi="Calibri" w:cs="Calibri"/>
-          <w:sz w:val="96"/>
-          <w:szCs w:val="96"/>
-        </w:rPr>
-      </w:pPr>
-    </w:p>
-    <w:p>
-      <w:pPr>
-        <w:rPr>
-          <w:rFonts w:ascii="Calibri" w:hAnsi="Calibri" w:cs="Calibri"/>
-          <w:sz w:val="22"/>
-          <w:szCs w:val="22"/>
-        </w:rPr>
-      </w:pPr>
+        <w:pStyle w:val="Heading1"/>
+        <w:rPr>
+          <w:rFonts w:ascii="Calibri" w:hAnsi="Calibri" w:cs="Calibri"/>
+          <w:color w:val="auto"/>
+          <w:sz w:val="144"/>
+          <w:szCs w:val="144"/>
+        </w:rPr>
+      </w:pPr>
+      <w:r>
+        <w:rPr>
+          <w:rFonts w:ascii="Calibri" w:hAnsi="Calibri" w:cs="Calibri"/>
+          <w:color w:val="auto"/>
+          <w:sz w:val="144"/>
+          <w:szCs w:val="144"/>
+        </w:rPr>
+        <w:t>Part 3: Critical Reflection Report </w:t>
+      </w:r>
+    </w:p>
+    <w:p>
+      <w:pPr>
+        <w:rPr>
+          <w:rFonts w:ascii="Calibri" w:hAnsi="Calibri" w:cs="Calibri"/>
+          <w:sz w:val="22"/>
+          <w:szCs w:val="22"/>
+        </w:rPr>
+      </w:pPr>
+      <w:r>
+        <w:rPr>
+          <w:rFonts w:ascii="Calibri" w:hAnsi="Calibri" w:cs="Calibri"/>
+          <w:sz w:val="22"/>
+          <w:szCs w:val="22"/>
+        </w:rPr>
+        <w:t> </w:t>
+      </w:r>
+    </w:p>
+    <w:p>
+      <w:pPr>
+        <w:rPr>
+          <w:rFonts w:ascii="Calibri" w:hAnsi="Calibri" w:cs="Calibri"/>
+          <w:sz w:val="22"/>
+          <w:szCs w:val="22"/>
+        </w:rPr>
+      </w:pPr>
+      <w:r>
+        <w:rPr>
+          <w:rFonts w:ascii="Calibri" w:hAnsi="Calibri" w:cs="Calibri"/>
+          <w:sz w:val="22"/>
+          <w:szCs w:val="22"/>
+        </w:rPr>
+        <w:t> </w:t>
+      </w:r>
+    </w:p>
+    <w:p>
+      <w:pPr>
+        <w:rPr>
+          <w:rFonts w:ascii="Calibri" w:hAnsi="Calibri" w:cs="Calibri"/>
+          <w:sz w:val="22"/>
+          <w:szCs w:val="22"/>
+        </w:rPr>
+      </w:pPr>
+      <w:r>
+        <w:rPr>
+          <w:rFonts w:ascii="Calibri" w:hAnsi="Calibri" w:cs="Calibri"/>
+          <w:sz w:val="22"/>
+          <w:szCs w:val="22"/>
+        </w:rPr>
+        <w:t> </w:t>
+      </w:r>
+    </w:p>
+    <w:p>
+      <w:pPr>
+        <w:rPr>
+          <w:rFonts w:ascii="Calibri" w:hAnsi="Calibri" w:cs="Calibri"/>
+          <w:sz w:val="22"/>
+          <w:szCs w:val="22"/>
+        </w:rPr>
+      </w:pPr>
+      <w:r>
+        <w:rPr>
+          <w:rFonts w:ascii="Calibri" w:hAnsi="Calibri" w:cs="Calibri"/>
+          <w:sz w:val="22"/>
+          <w:szCs w:val="22"/>
+        </w:rPr>
+        <w:t> </w:t>
+      </w:r>
+    </w:p>
+    <w:p>
+      <w:pPr>
+        <w:rPr>
+          <w:rFonts w:ascii="Calibri" w:hAnsi="Calibri" w:cs="Calibri"/>
+          <w:sz w:val="22"/>
+          <w:szCs w:val="22"/>
+        </w:rPr>
+      </w:pPr>
+      <w:r>
+        <w:rPr>
+          <w:rFonts w:ascii="Calibri" w:hAnsi="Calibri" w:cs="Calibri"/>
+          <w:sz w:val="22"/>
+          <w:szCs w:val="22"/>
+        </w:rPr>
+        <w:t> </w:t>
+      </w:r>
+    </w:p>
+    <w:p>
+      <w:pPr>
+        <w:rPr>
+          <w:rFonts w:ascii="Calibri" w:hAnsi="Calibri" w:cs="Calibri"/>
+          <w:sz w:val="22"/>
+          <w:szCs w:val="22"/>
+        </w:rPr>
+      </w:pPr>
+      <w:r>
+        <w:rPr>
+          <w:rFonts w:ascii="Calibri" w:hAnsi="Calibri" w:cs="Calibri"/>
+          <w:sz w:val="22"/>
+          <w:szCs w:val="22"/>
+        </w:rPr>
+        <w:t> </w:t>
+      </w:r>
+    </w:p>
+    <w:p>
+      <w:pPr>
+        <w:rPr>
+          <w:rFonts w:ascii="Calibri" w:hAnsi="Calibri" w:cs="Calibri"/>
+          <w:sz w:val="22"/>
+          <w:szCs w:val="22"/>
+        </w:rPr>
+      </w:pPr>
+    </w:p>
+    <w:p>
+      <w:pPr>
+        <w:rPr>
+          <w:rFonts w:ascii="Calibri" w:hAnsi="Calibri" w:cs="Calibri"/>
+          <w:sz w:val="22"/>
+          <w:szCs w:val="22"/>
+        </w:rPr>
+      </w:pPr>
+    </w:p>
+    <w:p>
+      <w:pPr>
+        <w:rPr>
+          <w:rFonts w:ascii="Calibri" w:hAnsi="Calibri" w:cs="Calibri"/>
+          <w:sz w:val="22"/>
+          <w:szCs w:val="22"/>
+        </w:rPr>
+      </w:pPr>
+    </w:p>
+    <w:p>
+      <w:pPr>
+        <w:rPr>
+          <w:rFonts w:ascii="Calibri" w:hAnsi="Calibri" w:cs="Calibri"/>
+          <w:sz w:val="22"/>
+          <w:szCs w:val="22"/>
+        </w:rPr>
+      </w:pPr>
+    </w:p>
+    <w:p>
+      <w:pPr>
+        <w:rPr>
+          <w:rFonts w:ascii="Calibri" w:hAnsi="Calibri" w:cs="Calibri"/>
+          <w:sz w:val="22"/>
+          <w:szCs w:val="22"/>
+        </w:rPr>
+      </w:pPr>
+    </w:p>
+    <w:p>
+      <w:pPr>
+        <w:rPr>
+          <w:rFonts w:ascii="Calibri" w:hAnsi="Calibri" w:cs="Calibri"/>
+          <w:sz w:val="22"/>
+          <w:szCs w:val="22"/>
+        </w:rPr>
+      </w:pPr>
+    </w:p>
+    <w:p>
+      <w:pPr>
+        <w:rPr>
+          <w:rFonts w:ascii="Calibri" w:hAnsi="Calibri" w:cs="Calibri"/>
+          <w:sz w:val="22"/>
+          <w:szCs w:val="22"/>
+        </w:rPr>
+      </w:pPr>
+    </w:p>
+    <w:p>
+      <w:pPr>
+        <w:rPr>
+          <w:rFonts w:ascii="Calibri" w:hAnsi="Calibri" w:cs="Calibri"/>
+          <w:sz w:val="22"/>
+          <w:szCs w:val="22"/>
+        </w:rPr>
+      </w:pPr>
+    </w:p>
+    <w:p>
+      <w:pPr>
+        <w:rPr>
+          <w:rFonts w:ascii="Calibri" w:hAnsi="Calibri" w:cs="Calibri"/>
+          <w:sz w:val="22"/>
+          <w:szCs w:val="22"/>
+        </w:rPr>
+      </w:pPr>
+      <w:r>
+        <w:rPr>
+          <w:rFonts w:ascii="Calibri" w:hAnsi="Calibri" w:cs="Calibri"/>
+          <w:sz w:val="22"/>
+          <w:szCs w:val="22"/>
+        </w:rPr>
+        <w:t> </w:t>
+      </w:r>
+    </w:p>
+    <w:p>
+      <w:pPr>
+        <w:rPr>
+          <w:rFonts w:ascii="Calibri" w:hAnsi="Calibri" w:cs="Calibri"/>
+          <w:sz w:val="22"/>
+          <w:szCs w:val="22"/>
+        </w:rPr>
+      </w:pPr>
+      <w:r>
+        <w:rPr>
+          <w:rFonts w:ascii="Calibri" w:hAnsi="Calibri" w:cs="Calibri"/>
+          <w:sz w:val="22"/>
+          <w:szCs w:val="22"/>
+        </w:rPr>
+        <w:t> </w:t>
+      </w:r>
+    </w:p>
+    <w:p>
+      <w:pPr>
+        <w:pStyle w:val="Heading1"/>
+        <w:rPr>
+          <w:rFonts w:ascii="Calibri" w:hAnsi="Calibri" w:cs="Calibri"/>
+          <w:color w:val="auto"/>
+          <w:u w:val="single"/>
+        </w:rPr>
+      </w:pPr>
+      <w:r>
+        <w:rPr>
+          <w:rFonts w:ascii="Calibri" w:hAnsi="Calibri" w:cs="Calibri"/>
+          <w:color w:val="auto"/>
+          <w:u w:val="single"/>
+        </w:rPr>
+        <w:lastRenderedPageBreak/>
+        <w:t>Architecture</w:t>
+      </w:r>
+      <w:r>
+        <w:rPr>
+          <w:rFonts w:ascii="Calibri" w:hAnsi="Calibri" w:cs="Calibri"/>
+          <w:color w:val="auto"/>
+          <w:u w:val="single"/>
+        </w:rPr>
+        <w:t xml:space="preserve"> </w:t>
+      </w:r>
+    </w:p>
+    <w:p>
+      <w:pPr>
+        <w:rPr>
+          <w:rFonts w:ascii="Calibri" w:hAnsi="Calibri" w:cs="Calibri"/>
+          <w:sz w:val="22"/>
+          <w:szCs w:val="22"/>
+        </w:rPr>
+      </w:pPr>
+      <w:r>
+        <w:rPr>
+          <w:rFonts w:ascii="Calibri" w:hAnsi="Calibri" w:cs="Calibri"/>
+          <w:sz w:val="22"/>
+          <w:szCs w:val="22"/>
+        </w:rPr>
+        <w:t> </w:t>
+      </w:r>
+    </w:p>
+    <w:p>
+      <w:pPr>
+        <w:rPr>
+          <w:rFonts w:ascii="Calibri" w:hAnsi="Calibri" w:cs="Calibri"/>
+          <w:sz w:val="22"/>
+          <w:szCs w:val="22"/>
+        </w:rPr>
+      </w:pPr>
+      <w:r>
+        <w:rPr>
+          <w:rFonts w:ascii="Calibri" w:hAnsi="Calibri" w:cs="Calibri"/>
+          <w:sz w:val="22"/>
+          <w:szCs w:val="22"/>
+        </w:rPr>
+        <w:t> </w:t>
+      </w:r>
+    </w:p>
+    <w:p>
+      <w:pPr>
+        <w:rPr>
+          <w:rFonts w:ascii="Calibri" w:hAnsi="Calibri" w:cs="Calibri"/>
+          <w:sz w:val="22"/>
+          <w:szCs w:val="22"/>
+        </w:rPr>
+      </w:pPr>
+      <w:r>
+        <w:rPr>
+          <w:rFonts w:ascii="Calibri" w:hAnsi="Calibri" w:cs="Calibri"/>
+          <w:sz w:val="22"/>
+          <w:szCs w:val="22"/>
+        </w:rPr>
+        <w:t> </w:t>
+      </w:r>
+    </w:p>
+    <w:p>
+      <w:pPr>
+        <w:rPr>
+          <w:rFonts w:ascii="Calibri" w:hAnsi="Calibri" w:cs="Calibri"/>
+          <w:sz w:val="22"/>
+          <w:szCs w:val="22"/>
+        </w:rPr>
+      </w:pPr>
+      <w:r>
+        <w:rPr>
+          <w:rFonts w:ascii="Calibri" w:hAnsi="Calibri" w:cs="Calibri"/>
+          <w:sz w:val="22"/>
+          <w:szCs w:val="22"/>
+        </w:rPr>
+        <w:t> </w:t>
+      </w:r>
+    </w:p>
+    <w:p>
+      <w:pPr>
+        <w:rPr>
+          <w:rFonts w:ascii="Calibri" w:hAnsi="Calibri" w:cs="Calibri"/>
+          <w:sz w:val="22"/>
+          <w:szCs w:val="22"/>
+        </w:rPr>
+      </w:pPr>
+      <w:r>
+        <w:rPr>
+          <w:rFonts w:ascii="Calibri" w:hAnsi="Calibri" w:cs="Calibri"/>
+          <w:sz w:val="22"/>
+          <w:szCs w:val="22"/>
+        </w:rPr>
+        <w:t> </w:t>
+      </w:r>
+    </w:p>
+    <w:p>
+      <w:pPr>
+        <w:rPr>
+          <w:rFonts w:ascii="Calibri" w:hAnsi="Calibri" w:cs="Calibri"/>
+          <w:sz w:val="22"/>
+          <w:szCs w:val="22"/>
+        </w:rPr>
+      </w:pPr>
+      <w:r>
+        <w:rPr>
+          <w:rFonts w:ascii="Calibri" w:hAnsi="Calibri" w:cs="Calibri"/>
+          <w:sz w:val="22"/>
+          <w:szCs w:val="22"/>
+        </w:rPr>
+        <w:t> </w:t>
+      </w:r>
+    </w:p>
+    <w:p>
+      <w:pPr>
+        <w:rPr>
+          <w:rFonts w:ascii="Calibri" w:hAnsi="Calibri" w:cs="Calibri"/>
+          <w:sz w:val="22"/>
+          <w:szCs w:val="22"/>
+        </w:rPr>
+      </w:pPr>
+      <w:r>
+        <w:rPr>
+          <w:rFonts w:ascii="Calibri" w:hAnsi="Calibri" w:cs="Calibri"/>
+          <w:sz w:val="22"/>
+          <w:szCs w:val="22"/>
+        </w:rPr>
+        <w:t> </w:t>
+      </w:r>
+    </w:p>
+    <w:p>
+      <w:pPr>
+        <w:rPr>
+          <w:rFonts w:ascii="Calibri" w:hAnsi="Calibri" w:cs="Calibri"/>
+          <w:sz w:val="22"/>
+          <w:szCs w:val="22"/>
+        </w:rPr>
+      </w:pPr>
+      <w:r>
+        <w:rPr>
+          <w:rFonts w:ascii="Calibri" w:hAnsi="Calibri" w:cs="Calibri"/>
+          <w:sz w:val="22"/>
+          <w:szCs w:val="22"/>
+        </w:rPr>
+        <w:t> </w:t>
+      </w:r>
+    </w:p>
+    <w:p>
+      <w:pPr>
+        <w:rPr>
+          <w:rFonts w:ascii="Calibri" w:hAnsi="Calibri" w:cs="Calibri"/>
+          <w:sz w:val="22"/>
+          <w:szCs w:val="22"/>
+        </w:rPr>
+      </w:pPr>
+      <w:r>
+        <w:rPr>
+          <w:rFonts w:ascii="Calibri" w:hAnsi="Calibri" w:cs="Calibri"/>
+          <w:sz w:val="22"/>
+          <w:szCs w:val="22"/>
+        </w:rPr>
+        <w:t> </w:t>
+      </w:r>
+    </w:p>
+    <w:p>
+      <w:pPr>
+        <w:rPr>
+          <w:rFonts w:ascii="Calibri" w:hAnsi="Calibri" w:cs="Calibri"/>
+          <w:sz w:val="22"/>
+          <w:szCs w:val="22"/>
+        </w:rPr>
+      </w:pPr>
+      <w:r>
+        <w:rPr>
+          <w:rFonts w:ascii="Calibri" w:hAnsi="Calibri" w:cs="Calibri"/>
+          <w:sz w:val="22"/>
+          <w:szCs w:val="22"/>
+        </w:rPr>
+        <w:t> </w:t>
+      </w:r>
+    </w:p>
+    <w:p>
+      <w:pPr>
+        <w:rPr>
+          <w:rFonts w:ascii="Calibri" w:hAnsi="Calibri" w:cs="Calibri"/>
+          <w:sz w:val="22"/>
+          <w:szCs w:val="22"/>
+        </w:rPr>
+      </w:pPr>
+      <w:r>
+        <w:rPr>
+          <w:rFonts w:ascii="Calibri" w:hAnsi="Calibri" w:cs="Calibri"/>
+          <w:sz w:val="22"/>
+          <w:szCs w:val="22"/>
+        </w:rPr>
+        <w:t> </w:t>
+      </w:r>
+    </w:p>
+    <w:p>
+      <w:pPr>
+        <w:rPr>
+          <w:rFonts w:ascii="Calibri" w:hAnsi="Calibri" w:cs="Calibri"/>
+          <w:sz w:val="22"/>
+          <w:szCs w:val="22"/>
+        </w:rPr>
+      </w:pPr>
+      <w:r>
+        <w:rPr>
+          <w:rFonts w:ascii="Calibri" w:hAnsi="Calibri" w:cs="Calibri"/>
+          <w:sz w:val="22"/>
+          <w:szCs w:val="22"/>
+        </w:rPr>
+        <w:t> </w:t>
+      </w:r>
+    </w:p>
+    <w:p>
+      <w:pPr>
+        <w:rPr>
+          <w:rFonts w:ascii="Calibri" w:hAnsi="Calibri" w:cs="Calibri"/>
+          <w:sz w:val="22"/>
+          <w:szCs w:val="22"/>
+        </w:rPr>
+      </w:pPr>
+      <w:r>
+        <w:rPr>
+          <w:rFonts w:ascii="Calibri" w:hAnsi="Calibri" w:cs="Calibri"/>
+          <w:sz w:val="22"/>
+          <w:szCs w:val="22"/>
+        </w:rPr>
+        <w:t> </w:t>
+      </w:r>
+    </w:p>
+    <w:p>
+      <w:pPr>
+        <w:rPr>
+          <w:rFonts w:ascii="Calibri" w:hAnsi="Calibri" w:cs="Calibri"/>
+          <w:sz w:val="22"/>
+          <w:szCs w:val="22"/>
+        </w:rPr>
+      </w:pPr>
+      <w:r>
+        <w:rPr>
+          <w:rFonts w:ascii="Calibri" w:hAnsi="Calibri" w:cs="Calibri"/>
+          <w:sz w:val="22"/>
+          <w:szCs w:val="22"/>
+        </w:rPr>
+        <w:t> </w:t>
+      </w:r>
+    </w:p>
+    <w:p>
+      <w:pPr>
+        <w:rPr>
+          <w:rFonts w:ascii="Calibri" w:hAnsi="Calibri" w:cs="Calibri"/>
+          <w:sz w:val="22"/>
+          <w:szCs w:val="22"/>
+        </w:rPr>
+      </w:pPr>
+      <w:r>
+        <w:rPr>
+          <w:rFonts w:ascii="Calibri" w:hAnsi="Calibri" w:cs="Calibri"/>
+          <w:sz w:val="22"/>
+          <w:szCs w:val="22"/>
+        </w:rPr>
+        <w:t> </w:t>
+      </w:r>
+    </w:p>
+    <w:p>
+      <w:pPr>
+        <w:rPr>
+          <w:rFonts w:ascii="Calibri" w:hAnsi="Calibri" w:cs="Calibri"/>
+          <w:sz w:val="22"/>
+          <w:szCs w:val="22"/>
+        </w:rPr>
+      </w:pPr>
+      <w:r>
+        <w:rPr>
+          <w:rFonts w:ascii="Calibri" w:hAnsi="Calibri" w:cs="Calibri"/>
+          <w:sz w:val="22"/>
+          <w:szCs w:val="22"/>
+        </w:rPr>
+        <w:t> </w:t>
+      </w:r>
+    </w:p>
+    <w:p>
+      <w:pPr>
+        <w:rPr>
+          <w:rFonts w:ascii="Calibri" w:hAnsi="Calibri" w:cs="Calibri"/>
+          <w:sz w:val="22"/>
+          <w:szCs w:val="22"/>
+        </w:rPr>
+      </w:pPr>
+      <w:r>
+        <w:rPr>
+          <w:rFonts w:ascii="Calibri" w:hAnsi="Calibri" w:cs="Calibri"/>
+          <w:sz w:val="22"/>
+          <w:szCs w:val="22"/>
+        </w:rPr>
+        <w:t> </w:t>
+      </w:r>
+    </w:p>
+    <w:p>
+      <w:pPr>
+        <w:rPr>
+          <w:rFonts w:ascii="Calibri" w:hAnsi="Calibri" w:cs="Calibri"/>
+          <w:sz w:val="22"/>
+          <w:szCs w:val="22"/>
+        </w:rPr>
+      </w:pPr>
+      <w:r>
+        <w:rPr>
+          <w:rFonts w:ascii="Calibri" w:hAnsi="Calibri" w:cs="Calibri"/>
+          <w:sz w:val="22"/>
+          <w:szCs w:val="22"/>
+        </w:rPr>
+        <w:t> </w:t>
+      </w:r>
+    </w:p>
+    <w:p>
+      <w:pPr>
+        <w:rPr>
+          <w:rFonts w:ascii="Calibri" w:hAnsi="Calibri" w:cs="Calibri"/>
+          <w:sz w:val="22"/>
+          <w:szCs w:val="22"/>
+        </w:rPr>
+      </w:pPr>
+      <w:r>
+        <w:rPr>
+          <w:rFonts w:ascii="Calibri" w:hAnsi="Calibri" w:cs="Calibri"/>
+          <w:sz w:val="22"/>
+          <w:szCs w:val="22"/>
+        </w:rPr>
+        <w:t> </w:t>
+      </w:r>
+    </w:p>
+    <w:p>
+      <w:pPr>
+        <w:rPr>
+          <w:rFonts w:ascii="Calibri" w:hAnsi="Calibri" w:cs="Calibri"/>
+          <w:sz w:val="22"/>
+          <w:szCs w:val="22"/>
+        </w:rPr>
+      </w:pPr>
+      <w:r>
+        <w:rPr>
+          <w:rFonts w:ascii="Calibri" w:hAnsi="Calibri" w:cs="Calibri"/>
+          <w:sz w:val="22"/>
+          <w:szCs w:val="22"/>
+        </w:rPr>
+        <w:t> </w:t>
+      </w:r>
+    </w:p>
+    <w:p>
+      <w:pPr>
+        <w:rPr>
+          <w:rFonts w:ascii="Calibri" w:hAnsi="Calibri" w:cs="Calibri"/>
+          <w:sz w:val="22"/>
+          <w:szCs w:val="22"/>
+        </w:rPr>
+      </w:pPr>
+      <w:r>
+        <w:rPr>
+          <w:rFonts w:ascii="Calibri" w:hAnsi="Calibri" w:cs="Calibri"/>
+          <w:sz w:val="22"/>
+          <w:szCs w:val="22"/>
+        </w:rPr>
+        <w:t> </w:t>
+      </w:r>
+    </w:p>
+    <w:p>
+      <w:pPr>
+        <w:rPr>
+          <w:rFonts w:ascii="Calibri" w:hAnsi="Calibri" w:cs="Calibri"/>
+          <w:sz w:val="22"/>
+          <w:szCs w:val="22"/>
+        </w:rPr>
+      </w:pPr>
+      <w:r>
+        <w:rPr>
+          <w:rFonts w:ascii="Calibri" w:hAnsi="Calibri" w:cs="Calibri"/>
+          <w:sz w:val="22"/>
+          <w:szCs w:val="22"/>
+        </w:rPr>
+        <w:t> </w:t>
+      </w:r>
+    </w:p>
+    <w:p>
+      <w:pPr>
+        <w:rPr>
+          <w:rFonts w:ascii="Calibri" w:hAnsi="Calibri" w:cs="Calibri"/>
+          <w:sz w:val="22"/>
+          <w:szCs w:val="22"/>
+        </w:rPr>
+      </w:pPr>
+      <w:r>
+        <w:rPr>
+          <w:rFonts w:ascii="Calibri" w:hAnsi="Calibri" w:cs="Calibri"/>
+          <w:sz w:val="22"/>
+          <w:szCs w:val="22"/>
+        </w:rPr>
+        <w:t> </w:t>
+      </w:r>
+    </w:p>
+    <w:p>
+      <w:pPr>
+        <w:rPr>
+          <w:rFonts w:ascii="Calibri" w:hAnsi="Calibri" w:cs="Calibri"/>
+          <w:sz w:val="22"/>
+          <w:szCs w:val="22"/>
+        </w:rPr>
+      </w:pPr>
+      <w:r>
+        <w:rPr>
+          <w:rFonts w:ascii="Calibri" w:hAnsi="Calibri" w:cs="Calibri"/>
+          <w:sz w:val="22"/>
+          <w:szCs w:val="22"/>
+        </w:rPr>
+        <w:t> </w:t>
+      </w:r>
+    </w:p>
+    <w:p>
+      <w:pPr>
+        <w:rPr>
+          <w:rFonts w:ascii="Calibri" w:hAnsi="Calibri" w:cs="Calibri"/>
+          <w:sz w:val="22"/>
+          <w:szCs w:val="22"/>
+        </w:rPr>
+      </w:pPr>
+      <w:r>
+        <w:rPr>
+          <w:rFonts w:ascii="Calibri" w:hAnsi="Calibri" w:cs="Calibri"/>
+          <w:sz w:val="22"/>
+          <w:szCs w:val="22"/>
+        </w:rPr>
+        <w:t> </w:t>
+      </w:r>
+    </w:p>
+    <w:p>
+      <w:pPr>
+        <w:rPr>
+          <w:rFonts w:ascii="Calibri" w:hAnsi="Calibri" w:cs="Calibri"/>
+          <w:sz w:val="22"/>
+          <w:szCs w:val="22"/>
+        </w:rPr>
+      </w:pPr>
+      <w:r>
+        <w:rPr>
+          <w:rFonts w:ascii="Calibri" w:hAnsi="Calibri" w:cs="Calibri"/>
+          <w:sz w:val="22"/>
+          <w:szCs w:val="22"/>
+        </w:rPr>
+        <w:t> </w:t>
+      </w:r>
+    </w:p>
+    <w:p>
+      <w:pPr>
+        <w:rPr>
+          <w:rFonts w:ascii="Calibri" w:hAnsi="Calibri" w:cs="Calibri"/>
+          <w:sz w:val="22"/>
+          <w:szCs w:val="22"/>
+        </w:rPr>
+      </w:pPr>
+      <w:r>
+        <w:rPr>
+          <w:rFonts w:ascii="Calibri" w:hAnsi="Calibri" w:cs="Calibri"/>
+          <w:sz w:val="22"/>
+          <w:szCs w:val="22"/>
+        </w:rPr>
+        <w:t> </w:t>
+      </w:r>
+    </w:p>
+    <w:p>
+      <w:pPr>
+        <w:rPr>
+          <w:rFonts w:ascii="Calibri" w:hAnsi="Calibri" w:cs="Calibri"/>
+          <w:sz w:val="22"/>
+          <w:szCs w:val="22"/>
+        </w:rPr>
+      </w:pPr>
+    </w:p>
+    <w:p>
+      <w:pPr>
+        <w:pStyle w:val="Heading1"/>
+        <w:rPr>
+          <w:rFonts w:ascii="Calibri" w:hAnsi="Calibri" w:cs="Calibri"/>
+          <w:color w:val="auto"/>
+          <w:u w:val="single"/>
+        </w:rPr>
+      </w:pPr>
+      <w:r>
+        <w:rPr>
+          <w:rFonts w:ascii="Calibri" w:hAnsi="Calibri" w:cs="Calibri"/>
+          <w:color w:val="auto"/>
+          <w:u w:val="single"/>
+        </w:rPr>
+        <w:lastRenderedPageBreak/>
+        <w:t>Data Privacy</w:t>
+      </w:r>
+    </w:p>
+    <w:p>
+      <w:pPr>
+        <w:rPr>
+          <w:rFonts w:ascii="Calibri" w:hAnsi="Calibri" w:cs="Calibri"/>
+          <w:sz w:val="22"/>
+          <w:szCs w:val="22"/>
+        </w:rPr>
+      </w:pPr>
+      <w:r>
+        <w:rPr>
+          <w:rFonts w:ascii="Calibri" w:hAnsi="Calibri" w:cs="Calibri"/>
+          <w:sz w:val="22"/>
+          <w:szCs w:val="22"/>
+        </w:rPr>
+        <w:t> </w:t>
+      </w:r>
+    </w:p>
+    <w:p>
+      <w:pPr>
+        <w:rPr>
+          <w:rFonts w:ascii="Calibri" w:hAnsi="Calibri" w:cs="Calibri"/>
+          <w:sz w:val="22"/>
+          <w:szCs w:val="22"/>
+        </w:rPr>
+      </w:pPr>
+      <w:r>
+        <w:rPr>
+          <w:rFonts w:ascii="Calibri" w:hAnsi="Calibri" w:cs="Calibri"/>
+          <w:sz w:val="22"/>
+          <w:szCs w:val="22"/>
+        </w:rPr>
+        <w:t> </w:t>
+      </w:r>
+    </w:p>
+    <w:p>
+      <w:pPr>
+        <w:rPr>
+          <w:rFonts w:ascii="Calibri" w:hAnsi="Calibri" w:cs="Calibri"/>
+          <w:sz w:val="22"/>
+          <w:szCs w:val="22"/>
+        </w:rPr>
+      </w:pPr>
+      <w:r>
+        <w:rPr>
+          <w:rFonts w:ascii="Calibri" w:hAnsi="Calibri" w:cs="Calibri"/>
+          <w:sz w:val="22"/>
+          <w:szCs w:val="22"/>
+        </w:rPr>
+        <w:t> </w:t>
+      </w:r>
+    </w:p>
+    <w:p>
+      <w:pPr>
+        <w:rPr>
+          <w:rFonts w:ascii="Calibri" w:hAnsi="Calibri" w:cs="Calibri"/>
+          <w:sz w:val="22"/>
+          <w:szCs w:val="22"/>
+        </w:rPr>
+      </w:pPr>
+      <w:r>
+        <w:rPr>
+          <w:rFonts w:ascii="Calibri" w:hAnsi="Calibri" w:cs="Calibri"/>
+          <w:sz w:val="22"/>
+          <w:szCs w:val="22"/>
+        </w:rPr>
+        <w:t> </w:t>
+      </w:r>
+    </w:p>
+    <w:p>
+      <w:pPr>
+        <w:rPr>
+          <w:rFonts w:ascii="Calibri" w:hAnsi="Calibri" w:cs="Calibri"/>
+          <w:sz w:val="22"/>
+          <w:szCs w:val="22"/>
+        </w:rPr>
+      </w:pPr>
+      <w:r>
+        <w:rPr>
+          <w:rFonts w:ascii="Calibri" w:hAnsi="Calibri" w:cs="Calibri"/>
+          <w:sz w:val="22"/>
+          <w:szCs w:val="22"/>
+        </w:rPr>
+        <w:t> </w:t>
+      </w:r>
+    </w:p>
+    <w:p>
+      <w:pPr>
+        <w:rPr>
+          <w:rFonts w:ascii="Calibri" w:hAnsi="Calibri" w:cs="Calibri"/>
+          <w:sz w:val="22"/>
+          <w:szCs w:val="22"/>
+        </w:rPr>
+      </w:pPr>
+      <w:r>
+        <w:rPr>
+          <w:rFonts w:ascii="Calibri" w:hAnsi="Calibri" w:cs="Calibri"/>
+          <w:sz w:val="22"/>
+          <w:szCs w:val="22"/>
+        </w:rPr>
+        <w:t> </w:t>
+      </w:r>
+    </w:p>
+    <w:p>
+      <w:pPr>
+        <w:rPr>
+          <w:rFonts w:ascii="Calibri" w:hAnsi="Calibri" w:cs="Calibri"/>
+          <w:sz w:val="22"/>
+          <w:szCs w:val="22"/>
+        </w:rPr>
+      </w:pPr>
+      <w:r>
+        <w:rPr>
+          <w:rFonts w:ascii="Calibri" w:hAnsi="Calibri" w:cs="Calibri"/>
+          <w:sz w:val="22"/>
+          <w:szCs w:val="22"/>
+        </w:rPr>
+        <w:t> </w:t>
+      </w:r>
+    </w:p>
+    <w:p>
+      <w:pPr>
+        <w:rPr>
+          <w:rFonts w:ascii="Calibri" w:hAnsi="Calibri" w:cs="Calibri"/>
+          <w:sz w:val="22"/>
+          <w:szCs w:val="22"/>
+        </w:rPr>
+      </w:pPr>
+      <w:r>
+        <w:rPr>
+          <w:rFonts w:ascii="Calibri" w:hAnsi="Calibri" w:cs="Calibri"/>
+          <w:sz w:val="22"/>
+          <w:szCs w:val="22"/>
+        </w:rPr>
+        <w:t> </w:t>
+      </w:r>
+    </w:p>
+    <w:p>
+      <w:pPr>
+        <w:rPr>
+          <w:rFonts w:ascii="Calibri" w:hAnsi="Calibri" w:cs="Calibri"/>
+          <w:sz w:val="22"/>
+          <w:szCs w:val="22"/>
+        </w:rPr>
+      </w:pPr>
+      <w:r>
+        <w:rPr>
+          <w:rFonts w:ascii="Calibri" w:hAnsi="Calibri" w:cs="Calibri"/>
+          <w:sz w:val="22"/>
+          <w:szCs w:val="22"/>
+        </w:rPr>
+        <w:t> </w:t>
+      </w:r>
+    </w:p>
+    <w:p>
+      <w:pPr>
+        <w:rPr>
+          <w:rFonts w:ascii="Calibri" w:hAnsi="Calibri" w:cs="Calibri"/>
+          <w:sz w:val="22"/>
+          <w:szCs w:val="22"/>
+        </w:rPr>
+      </w:pPr>
+      <w:r>
+        <w:rPr>
+          <w:rFonts w:ascii="Calibri" w:hAnsi="Calibri" w:cs="Calibri"/>
+          <w:sz w:val="22"/>
+          <w:szCs w:val="22"/>
+        </w:rPr>
+        <w:t> </w:t>
+      </w:r>
+    </w:p>
+    <w:p>
+      <w:pPr>
+        <w:rPr>
+          <w:rFonts w:ascii="Calibri" w:hAnsi="Calibri" w:cs="Calibri"/>
+          <w:sz w:val="22"/>
+          <w:szCs w:val="22"/>
+        </w:rPr>
+      </w:pPr>
+      <w:r>
+        <w:rPr>
+          <w:rFonts w:ascii="Calibri" w:hAnsi="Calibri" w:cs="Calibri"/>
+          <w:sz w:val="22"/>
+          <w:szCs w:val="22"/>
+        </w:rPr>
+        <w:t> </w:t>
+      </w:r>
+    </w:p>
+    <w:p>
+      <w:pPr>
+        <w:rPr>
+          <w:rFonts w:ascii="Calibri" w:hAnsi="Calibri" w:cs="Calibri"/>
+          <w:sz w:val="22"/>
+          <w:szCs w:val="22"/>
+        </w:rPr>
+      </w:pPr>
+      <w:r>
+        <w:rPr>
+          <w:rFonts w:ascii="Calibri" w:hAnsi="Calibri" w:cs="Calibri"/>
+          <w:sz w:val="22"/>
+          <w:szCs w:val="22"/>
+        </w:rPr>
+        <w:t> </w:t>
+      </w:r>
+    </w:p>
+    <w:p>
+      <w:pPr>
+        <w:rPr>
+          <w:rFonts w:ascii="Calibri" w:hAnsi="Calibri" w:cs="Calibri"/>
+          <w:sz w:val="22"/>
+          <w:szCs w:val="22"/>
+        </w:rPr>
+      </w:pPr>
+      <w:r>
+        <w:rPr>
+          <w:rFonts w:ascii="Calibri" w:hAnsi="Calibri" w:cs="Calibri"/>
+          <w:sz w:val="22"/>
+          <w:szCs w:val="22"/>
+        </w:rPr>
+        <w:t> </w:t>
+      </w:r>
+    </w:p>
+    <w:p>
+      <w:pPr>
+        <w:rPr>
+          <w:rFonts w:ascii="Calibri" w:hAnsi="Calibri" w:cs="Calibri"/>
+          <w:sz w:val="22"/>
+          <w:szCs w:val="22"/>
+        </w:rPr>
+      </w:pPr>
+      <w:r>
+        <w:rPr>
+          <w:rFonts w:ascii="Calibri" w:hAnsi="Calibri" w:cs="Calibri"/>
+          <w:sz w:val="22"/>
+          <w:szCs w:val="22"/>
+        </w:rPr>
+        <w:t> </w:t>
+      </w:r>
+    </w:p>
+    <w:p>
+      <w:pPr>
+        <w:rPr>
+          <w:rFonts w:ascii="Calibri" w:hAnsi="Calibri" w:cs="Calibri"/>
+          <w:sz w:val="22"/>
+          <w:szCs w:val="22"/>
+        </w:rPr>
+      </w:pPr>
+      <w:r>
+        <w:rPr>
+          <w:rFonts w:ascii="Calibri" w:hAnsi="Calibri" w:cs="Calibri"/>
+          <w:sz w:val="22"/>
+          <w:szCs w:val="22"/>
+        </w:rPr>
+        <w:t> </w:t>
+      </w:r>
+    </w:p>
+    <w:p>
+      <w:pPr>
+        <w:rPr>
+          <w:rFonts w:ascii="Calibri" w:hAnsi="Calibri" w:cs="Calibri"/>
+          <w:sz w:val="22"/>
+          <w:szCs w:val="22"/>
+        </w:rPr>
+      </w:pPr>
+      <w:r>
+        <w:rPr>
+          <w:rFonts w:ascii="Calibri" w:hAnsi="Calibri" w:cs="Calibri"/>
+          <w:sz w:val="22"/>
+          <w:szCs w:val="22"/>
+        </w:rPr>
+        <w:t> </w:t>
+      </w:r>
+    </w:p>
+    <w:p>
+      <w:pPr>
+        <w:rPr>
+          <w:rFonts w:ascii="Calibri" w:hAnsi="Calibri" w:cs="Calibri"/>
+          <w:sz w:val="22"/>
+          <w:szCs w:val="22"/>
+        </w:rPr>
+      </w:pPr>
+      <w:r>
+        <w:rPr>
+          <w:rFonts w:ascii="Calibri" w:hAnsi="Calibri" w:cs="Calibri"/>
+          <w:sz w:val="22"/>
+          <w:szCs w:val="22"/>
+        </w:rPr>
+        <w:t> </w:t>
+      </w:r>
+    </w:p>
+    <w:p>
+      <w:pPr>
+        <w:rPr>
+          <w:rFonts w:ascii="Calibri" w:hAnsi="Calibri" w:cs="Calibri"/>
+          <w:sz w:val="22"/>
+          <w:szCs w:val="22"/>
+        </w:rPr>
+      </w:pPr>
+      <w:r>
+        <w:rPr>
+          <w:rFonts w:ascii="Calibri" w:hAnsi="Calibri" w:cs="Calibri"/>
+          <w:sz w:val="22"/>
+          <w:szCs w:val="22"/>
+        </w:rPr>
+        <w:t> </w:t>
+      </w:r>
+    </w:p>
+    <w:p>
+      <w:pPr>
+        <w:rPr>
+          <w:rFonts w:ascii="Calibri" w:hAnsi="Calibri" w:cs="Calibri"/>
+          <w:sz w:val="22"/>
+          <w:szCs w:val="22"/>
+        </w:rPr>
+      </w:pPr>
+      <w:r>
+        <w:rPr>
+          <w:rFonts w:ascii="Calibri" w:hAnsi="Calibri" w:cs="Calibri"/>
+          <w:sz w:val="22"/>
+          <w:szCs w:val="22"/>
+        </w:rPr>
+        <w:t> </w:t>
+      </w:r>
+    </w:p>
+    <w:p>
+      <w:pPr>
+        <w:rPr>
+          <w:rFonts w:ascii="Calibri" w:hAnsi="Calibri" w:cs="Calibri"/>
+          <w:sz w:val="22"/>
+          <w:szCs w:val="22"/>
+        </w:rPr>
+      </w:pPr>
+      <w:r>
+        <w:rPr>
+          <w:rFonts w:ascii="Calibri" w:hAnsi="Calibri" w:cs="Calibri"/>
+          <w:sz w:val="22"/>
+          <w:szCs w:val="22"/>
+        </w:rPr>
+        <w:t> </w:t>
+      </w:r>
+    </w:p>
+    <w:p>
+      <w:pPr>
+        <w:rPr>
+          <w:rFonts w:ascii="Calibri" w:hAnsi="Calibri" w:cs="Calibri"/>
+          <w:sz w:val="22"/>
+          <w:szCs w:val="22"/>
+        </w:rPr>
+      </w:pPr>
+      <w:r>
+        <w:rPr>
+          <w:rFonts w:ascii="Calibri" w:hAnsi="Calibri" w:cs="Calibri"/>
+          <w:sz w:val="22"/>
+          <w:szCs w:val="22"/>
+        </w:rPr>
+        <w:t> </w:t>
+      </w:r>
+    </w:p>
+    <w:p>
+      <w:pPr>
+        <w:rPr>
+          <w:rFonts w:ascii="Calibri" w:hAnsi="Calibri" w:cs="Calibri"/>
+          <w:sz w:val="22"/>
+          <w:szCs w:val="22"/>
+        </w:rPr>
+      </w:pPr>
+      <w:r>
+        <w:rPr>
+          <w:rFonts w:ascii="Calibri" w:hAnsi="Calibri" w:cs="Calibri"/>
+          <w:sz w:val="22"/>
+          <w:szCs w:val="22"/>
+        </w:rPr>
+        <w:t> </w:t>
+      </w:r>
+    </w:p>
+    <w:p>
+      <w:pPr>
+        <w:rPr>
+          <w:rFonts w:ascii="Calibri" w:hAnsi="Calibri" w:cs="Calibri"/>
+          <w:sz w:val="22"/>
+          <w:szCs w:val="22"/>
+        </w:rPr>
+      </w:pPr>
+      <w:r>
+        <w:rPr>
+          <w:rFonts w:ascii="Calibri" w:hAnsi="Calibri" w:cs="Calibri"/>
+          <w:sz w:val="22"/>
+          <w:szCs w:val="22"/>
+        </w:rPr>
+        <w:t> </w:t>
+      </w:r>
+    </w:p>
+    <w:p>
+      <w:pPr>
+        <w:rPr>
+          <w:rFonts w:ascii="Calibri" w:hAnsi="Calibri" w:cs="Calibri"/>
+          <w:sz w:val="22"/>
+          <w:szCs w:val="22"/>
+        </w:rPr>
+      </w:pPr>
+      <w:r>
+        <w:rPr>
+          <w:rFonts w:ascii="Calibri" w:hAnsi="Calibri" w:cs="Calibri"/>
+          <w:sz w:val="22"/>
+          <w:szCs w:val="22"/>
+        </w:rPr>
+        <w:t> </w:t>
+      </w:r>
+    </w:p>
+    <w:p>
+      <w:pPr>
+        <w:rPr>
+          <w:rFonts w:ascii="Calibri" w:hAnsi="Calibri" w:cs="Calibri"/>
+          <w:sz w:val="22"/>
+          <w:szCs w:val="22"/>
+        </w:rPr>
+      </w:pPr>
+      <w:r>
+        <w:rPr>
+          <w:rFonts w:ascii="Calibri" w:hAnsi="Calibri" w:cs="Calibri"/>
+          <w:sz w:val="22"/>
+          <w:szCs w:val="22"/>
+        </w:rPr>
+        <w:t> </w:t>
+      </w:r>
+    </w:p>
+    <w:p>
+      <w:pPr>
+        <w:rPr>
+          <w:rFonts w:ascii="Calibri" w:hAnsi="Calibri" w:cs="Calibri"/>
+          <w:sz w:val="22"/>
+          <w:szCs w:val="22"/>
+        </w:rPr>
+      </w:pPr>
+      <w:r>
+        <w:rPr>
+          <w:rFonts w:ascii="Calibri" w:hAnsi="Calibri" w:cs="Calibri"/>
+          <w:sz w:val="22"/>
+          <w:szCs w:val="22"/>
+        </w:rPr>
+        <w:t> </w:t>
+      </w:r>
+    </w:p>
+    <w:p>
+      <w:pPr>
+        <w:rPr>
+          <w:rFonts w:ascii="Calibri" w:hAnsi="Calibri" w:cs="Calibri"/>
+          <w:sz w:val="22"/>
+          <w:szCs w:val="22"/>
+        </w:rPr>
+      </w:pPr>
+    </w:p>
+    <w:p>
+      <w:pPr>
+        <w:rPr>
+          <w:rFonts w:ascii="Calibri" w:hAnsi="Calibri" w:cs="Calibri"/>
+          <w:sz w:val="22"/>
+          <w:szCs w:val="22"/>
+        </w:rPr>
+      </w:pPr>
+      <w:r>
+        <w:rPr>
+          <w:rFonts w:ascii="Calibri" w:hAnsi="Calibri" w:cs="Calibri"/>
+          <w:sz w:val="22"/>
+          <w:szCs w:val="22"/>
+        </w:rPr>
+        <w:t> </w:t>
+      </w:r>
+    </w:p>
+    <w:p>
+      <w:pPr>
+        <w:pStyle w:val="Heading1"/>
+        <w:rPr>
+          <w:rFonts w:ascii="Calibri" w:hAnsi="Calibri" w:cs="Calibri"/>
+          <w:color w:val="auto"/>
+          <w:u w:val="single"/>
+        </w:rPr>
+      </w:pPr>
+      <w:r>
+        <w:rPr>
+          <w:rFonts w:ascii="Calibri" w:hAnsi="Calibri" w:cs="Calibri"/>
+          <w:color w:val="auto"/>
+          <w:u w:val="single"/>
+        </w:rPr>
+        <w:lastRenderedPageBreak/>
+        <w:t>Security Standards</w:t>
+      </w:r>
+    </w:p>
+    <w:p>
+      <w:pPr>
+        <w:rPr>
+          <w:rFonts w:ascii="Calibri" w:hAnsi="Calibri" w:cs="Calibri"/>
+          <w:sz w:val="22"/>
+          <w:szCs w:val="22"/>
+        </w:rPr>
+      </w:pPr>
+      <w:r>
+        <w:rPr>
+          <w:rFonts w:ascii="Calibri" w:hAnsi="Calibri" w:cs="Calibri"/>
+          <w:sz w:val="22"/>
+          <w:szCs w:val="22"/>
+        </w:rPr>
+        <w:t>Modern browsers show a ‘Not Secure’ warning for self-signed certificates such as mine used in part 1 for the backend API given that, the browsers cannot verify the authenticity and identity of the owner who has issued and signed it. You can also view the difference in modern browsers as they will show HTTP for a self-signed certificate, instead of HTTPS. Nowadays, certificates need to be issued by a trusted Certificate Authority (CA) so that the identity of that server can be confirmed. Examples of these certificates, include SSL and TLS certificates, these ensure that communication between the client and server is protected, via. encryption, as well as identifying who the traffic from the end user is being sent to (e.g., website owner / organisation). </w:t>
+      </w:r>
+    </w:p>
+    <w:p>
+      <w:pPr>
+        <w:rPr>
+          <w:rFonts w:ascii="Calibri" w:hAnsi="Calibri" w:cs="Calibri"/>
+          <w:sz w:val="22"/>
+          <w:szCs w:val="22"/>
+        </w:rPr>
+      </w:pPr>
+      <w:r>
+        <w:rPr>
+          <w:rFonts w:ascii="Calibri" w:hAnsi="Calibri" w:cs="Calibri"/>
+          <w:sz w:val="22"/>
+          <w:szCs w:val="22"/>
+        </w:rPr>
+        <w:t>This means that if you see a ‘Not Secure’ warning, or a lack of a padlock next to the URL, or HTTP instead of HTTPS, this means that the website doesn’t have a valid TLS/SSL certificate (either has never had one or it has expired). When you visit a website, the site will send a digital certificate to your browser, the browser will then compare the issuer with a list of trusted Certificate Authorities (Root CA). If a match can’t be found, the client browser checks to see whether a trusted Root CA signs the issuing CA certificate. The browser’s chaining engine continues verifying the issuer of each certificate until it finds a trusted root or upon reaching the end of the trust chain. If it reaches the end without being able to verify the issuer, the certificate cannot prove its validity therefore the browser will warn the end user of security risk when entering the website.  </w:t>
+      </w:r>
+    </w:p>
+    <w:p>
+      <w:pPr>
+        <w:rPr>
+          <w:rFonts w:ascii="Calibri" w:hAnsi="Calibri" w:cs="Calibri"/>
+          <w:sz w:val="22"/>
+          <w:szCs w:val="22"/>
+        </w:rPr>
+      </w:pPr>
+      <w:r>
+        <w:rPr>
+          <w:rFonts w:ascii="Calibri" w:hAnsi="Calibri" w:cs="Calibri"/>
+          <w:sz w:val="22"/>
+          <w:szCs w:val="22"/>
+        </w:rPr>
+        <w:t> The role of the Certificate Authority (CA) in the ‘Chain of Trust’ aims to prove that a certain certificate comes from a trusted source, this will be verified by the certificate linking back to a Root Certificate Authority in the client browser’s ‘</w:t>
+      </w:r>
+      <w:proofErr w:type="spellStart"/>
+      <w:r>
+        <w:rPr>
+          <w:rFonts w:ascii="Calibri" w:hAnsi="Calibri" w:cs="Calibri"/>
+          <w:sz w:val="22"/>
+          <w:szCs w:val="22"/>
+        </w:rPr>
+        <w:t>Truststore</w:t>
+      </w:r>
+      <w:proofErr w:type="spellEnd"/>
+      <w:r>
+        <w:rPr>
+          <w:rFonts w:ascii="Calibri" w:hAnsi="Calibri" w:cs="Calibri"/>
+          <w:sz w:val="22"/>
+          <w:szCs w:val="22"/>
+        </w:rPr>
+        <w:t>’.  </w:t>
+      </w:r>
     </w:p>
     <w:p>
       <w:pPr>
@@ -713,7 +1922,6 @@
   <w:style w:type="character" w:default="1" w:styleId="DefaultParagraphFont">
     <w:name w:val="Default Paragraph Font"/>
     <w:uiPriority w:val="1"/>
-    <w:semiHidden/>
     <w:unhideWhenUsed/>
   </w:style>
   <w:style w:type="table" w:default="1" w:styleId="TableNormal">
